--- a/Assignment/Session_1/Session_1.docx
+++ b/Assignment/Session_1/Session_1.docx
@@ -662,6 +662,75 @@
       </w:r>
     </w:p>
     <w:p/>
+    <w:p>
+      <w:pPr>
+        <w:pBdr>
+          <w:bottom w:val="single" w:sz="6" w:space="1" w:color="auto"/>
+        </w:pBdr>
+      </w:pPr>
+    </w:p>
+    <w:p>
+      <w:pPr>
+        <w:rPr>
+          <w:b/>
+          <w:bCs/>
+          <w:sz w:val="32"/>
+          <w:szCs w:val="32"/>
+        </w:rPr>
+      </w:pPr>
+    </w:p>
+    <w:p>
+      <w:pPr>
+        <w:rPr>
+          <w:b/>
+          <w:bCs/>
+          <w:sz w:val="32"/>
+          <w:szCs w:val="32"/>
+        </w:rPr>
+      </w:pPr>
+      <w:r>
+        <w:rPr>
+          <w:b/>
+          <w:bCs/>
+          <w:sz w:val="32"/>
+          <w:szCs w:val="32"/>
+        </w:rPr>
+        <w:t>Task 3:</w:t>
+      </w:r>
+    </w:p>
+    <w:p>
+      <w:r>
+        <w:t>Open VS Code or any code editor, create a Python script file called hello_app.py, and write code to print 'Welcome to Data Analytics with Python!'. Then, run this script from the terminal.</w:t>
+      </w:r>
+    </w:p>
+    <w:p/>
+    <w:p>
+      <w:pPr>
+        <w:rPr>
+          <w:b/>
+          <w:bCs/>
+          <w:sz w:val="32"/>
+          <w:szCs w:val="32"/>
+        </w:rPr>
+      </w:pPr>
+      <w:r>
+        <w:rPr>
+          <w:b/>
+          <w:bCs/>
+          <w:sz w:val="32"/>
+          <w:szCs w:val="32"/>
+        </w:rPr>
+        <w:t>Answer:</w:t>
+      </w:r>
+    </w:p>
+    <w:p>
+      <w:pPr>
+        <w:rPr>
+          <w:b/>
+          <w:bCs/>
+        </w:rPr>
+      </w:pPr>
+    </w:p>
     <w:p/>
     <w:p/>
     <w:p/>

--- a/Assignment/Session_1/Session_1.docx
+++ b/Assignment/Session_1/Session_1.docx
@@ -32,15 +32,7 @@
     </w:p>
     <w:p>
       <w:r>
-        <w:t xml:space="preserve">Install Anaconda on your system, open Anaconda Navigator, and launch </w:t>
-      </w:r>
-      <w:proofErr w:type="spellStart"/>
-      <w:r>
-        <w:t>Jupyter</w:t>
-      </w:r>
-      <w:proofErr w:type="spellEnd"/>
-      <w:r>
-        <w:t xml:space="preserve"> Notebook from it.</w:t>
+        <w:t>Install Anaconda on your system, open Anaconda Navigator, and launch Jupyter Notebook from it.</w:t>
       </w:r>
     </w:p>
     <w:p/>
@@ -65,15 +57,7 @@
     </w:p>
     <w:p>
       <w:r>
-        <w:t xml:space="preserve"># Installation and Launching of Anaconda Navigator and </w:t>
-      </w:r>
-      <w:proofErr w:type="spellStart"/>
-      <w:r>
-        <w:t>Jupyter</w:t>
-      </w:r>
-      <w:proofErr w:type="spellEnd"/>
-      <w:r>
-        <w:t xml:space="preserve"> Notebook</w:t>
+        <w:t># Installation and Launching of Anaconda Navigator and Jupyter Notebook</w:t>
       </w:r>
     </w:p>
     <w:p/>
@@ -84,15 +68,7 @@
     </w:p>
     <w:p>
       <w:r>
-        <w:t xml:space="preserve">To install Anaconda on the system, open Anaconda Navigator, and launch </w:t>
-      </w:r>
-      <w:proofErr w:type="spellStart"/>
-      <w:r>
-        <w:t>Jupyter</w:t>
-      </w:r>
-      <w:proofErr w:type="spellEnd"/>
-      <w:r>
-        <w:t xml:space="preserve"> Notebook successfully.</w:t>
+        <w:t>To install Anaconda on the system, open Anaconda Navigator, and launch Jupyter Notebook successfully.</w:t>
       </w:r>
     </w:p>
     <w:p/>
@@ -173,44 +149,12 @@
           <w:b/>
           <w:bCs/>
         </w:rPr>
-        <w:t xml:space="preserve">Step 4: Launch </w:t>
-      </w:r>
-      <w:proofErr w:type="spellStart"/>
-      <w:r>
-        <w:rPr>
-          <w:b/>
-          <w:bCs/>
-        </w:rPr>
-        <w:t>Jupyter</w:t>
-      </w:r>
-      <w:proofErr w:type="spellEnd"/>
-      <w:r>
-        <w:rPr>
-          <w:b/>
-          <w:bCs/>
-        </w:rPr>
-        <w:t xml:space="preserve"> Notebook</w:t>
-      </w:r>
-    </w:p>
-    <w:p>
-      <w:r>
-        <w:t xml:space="preserve">In Anaconda Navigator, locate the </w:t>
-      </w:r>
-      <w:proofErr w:type="spellStart"/>
-      <w:r>
-        <w:t>Jupyter</w:t>
-      </w:r>
-      <w:proofErr w:type="spellEnd"/>
-      <w:r>
-        <w:t xml:space="preserve"> Notebook application and click the “Launch” button. A web browser will open the </w:t>
-      </w:r>
-      <w:proofErr w:type="spellStart"/>
-      <w:r>
-        <w:t>Jupyter</w:t>
-      </w:r>
-      <w:proofErr w:type="spellEnd"/>
-      <w:r>
-        <w:t xml:space="preserve"> Notebook interface.</w:t>
+        <w:t>Step 4: Launch Jupyter Notebook</w:t>
+      </w:r>
+    </w:p>
+    <w:p>
+      <w:r>
+        <w:t>In Anaconda Navigator, locate the Jupyter Notebook application and click the “Launch” button. A web browser will open the Jupyter Notebook interface.</w:t>
       </w:r>
     </w:p>
     <w:p>
@@ -240,13 +184,8 @@
       </w:r>
     </w:p>
     <w:p>
-      <w:proofErr w:type="gramStart"/>
-      <w:r>
-        <w:t>print(</w:t>
-      </w:r>
-      <w:proofErr w:type="gramEnd"/>
-      <w:r>
-        <w:t>"Hello, World!")</w:t>
+      <w:r>
+        <w:t>print("Hello, World!")</w:t>
       </w:r>
     </w:p>
     <w:p>
@@ -257,23 +196,7 @@
     <w:p/>
     <w:p>
       <w:r>
-        <w:t xml:space="preserve">If the output displays `Hello, </w:t>
-      </w:r>
-      <w:proofErr w:type="gramStart"/>
-      <w:r>
-        <w:t>World!`</w:t>
-      </w:r>
-      <w:proofErr w:type="gramEnd"/>
-      <w:r>
-        <w:t xml:space="preserve">, </w:t>
-      </w:r>
-      <w:proofErr w:type="spellStart"/>
-      <w:r>
-        <w:t>Jupyter</w:t>
-      </w:r>
-      <w:proofErr w:type="spellEnd"/>
-      <w:r>
-        <w:t xml:space="preserve"> Notebook is working successfully.</w:t>
+        <w:t>If the output displays `Hello, World!`, Jupyter Notebook is working successfully.</w:t>
       </w:r>
     </w:p>
     <w:p>
@@ -301,15 +224,7 @@
     </w:p>
     <w:p>
       <w:r>
-        <w:t xml:space="preserve">Anaconda was installed successfully, Anaconda Navigator was opened, and </w:t>
-      </w:r>
-      <w:proofErr w:type="spellStart"/>
-      <w:r>
-        <w:t>Jupyter</w:t>
-      </w:r>
-      <w:proofErr w:type="spellEnd"/>
-      <w:r>
-        <w:t xml:space="preserve"> Notebook was launched to execute a basic Python program.</w:t>
+        <w:t>Anaconda was installed successfully, Anaconda Navigator was opened, and Jupyter Notebook was launched to execute a basic Python program.</w:t>
       </w:r>
     </w:p>
     <w:p/>
@@ -330,15 +245,7 @@
     </w:p>
     <w:p>
       <w:r>
-        <w:t xml:space="preserve">The installation and launching process of Anaconda Navigator and </w:t>
-      </w:r>
-      <w:proofErr w:type="spellStart"/>
-      <w:r>
-        <w:t>Jupyter</w:t>
-      </w:r>
-      <w:proofErr w:type="spellEnd"/>
-      <w:r>
-        <w:t xml:space="preserve"> Notebook was completed, providing an environment for writing and executing Python programs.</w:t>
+        <w:t>The installation and launching process of Anaconda Navigator and Jupyter Notebook was completed, providing an environment for writing and executing Python programs.</w:t>
       </w:r>
     </w:p>
     <w:p>
@@ -386,37 +293,7 @@
     </w:p>
     <w:p>
       <w:r>
-        <w:t xml:space="preserve">Create a new </w:t>
-      </w:r>
-      <w:proofErr w:type="spellStart"/>
-      <w:r>
-        <w:t>Jupyter</w:t>
-      </w:r>
-      <w:proofErr w:type="spellEnd"/>
-      <w:r>
-        <w:t xml:space="preserve"> Notebook file named analytics_</w:t>
-      </w:r>
-      <w:proofErr w:type="gramStart"/>
-      <w:r>
-        <w:t>intro.ipynb</w:t>
-      </w:r>
-      <w:proofErr w:type="gramEnd"/>
-      <w:r>
-        <w:t xml:space="preserve"> and write a cell that prints your name and your </w:t>
-      </w:r>
-      <w:r>
-        <w:t>favourite</w:t>
-      </w:r>
-      <w:r>
-        <w:t xml:space="preserve"> app (like Instagram or Zomato) using the </w:t>
-      </w:r>
-      <w:proofErr w:type="gramStart"/>
-      <w:r>
-        <w:t>print(</w:t>
-      </w:r>
-      <w:proofErr w:type="gramEnd"/>
-      <w:r>
-        <w:t>) function.</w:t>
+        <w:t>Create a new Jupyter Notebook file named analytics_intro.ipynb and write a cell that prints your name and your favourite app (like Instagram or Zomato) using the print() function.</w:t>
       </w:r>
     </w:p>
     <w:p/>
@@ -446,23 +323,7 @@
     </w:p>
     <w:p>
       <w:r>
-        <w:t>Created a new file called analytics_</w:t>
-      </w:r>
-      <w:proofErr w:type="gramStart"/>
-      <w:r>
-        <w:t>intro.ipynb</w:t>
-      </w:r>
-      <w:proofErr w:type="gramEnd"/>
-      <w:r>
-        <w:t xml:space="preserve"> on Jupy</w:t>
-      </w:r>
-      <w:proofErr w:type="spellStart"/>
-      <w:r>
-        <w:t>ter</w:t>
-      </w:r>
-      <w:proofErr w:type="spellEnd"/>
-      <w:r>
-        <w:t xml:space="preserve"> Notebook </w:t>
+        <w:t xml:space="preserve">Created a new file called analytics_intro.ipynb on Jupyter Notebook </w:t>
       </w:r>
     </w:p>
     <w:p>
@@ -486,33 +347,12 @@
     </w:p>
     <w:p>
       <w:r>
-        <w:t>analytics_</w:t>
-      </w:r>
-      <w:proofErr w:type="gramStart"/>
-      <w:r>
-        <w:t>intro.ipynb</w:t>
-      </w:r>
-      <w:proofErr w:type="gramEnd"/>
-      <w:r>
-        <w:t>:</w:t>
-      </w:r>
-    </w:p>
-    <w:p>
-      <w:proofErr w:type="gramStart"/>
-      <w:r>
-        <w:t>print(</w:t>
-      </w:r>
-      <w:proofErr w:type="gramEnd"/>
-      <w:r>
-        <w:t xml:space="preserve">"My name is Harsh Ghate\n and my favourite app is </w:t>
-      </w:r>
-      <w:proofErr w:type="spellStart"/>
-      <w:r>
-        <w:t>Insatgram</w:t>
-      </w:r>
-      <w:proofErr w:type="spellEnd"/>
-      <w:r>
-        <w:t>")</w:t>
+        <w:t>analytics_intro.ipynb:</w:t>
+      </w:r>
+    </w:p>
+    <w:p>
+      <w:r>
+        <w:t>print("My name is Harsh Ghate\n and my favourite app is Insatgram")</w:t>
       </w:r>
     </w:p>
     <w:p>
@@ -541,13 +381,8 @@
     </w:p>
     <w:p>
       <w:r>
-        <w:t xml:space="preserve"> and my favourite app is </w:t>
-      </w:r>
-      <w:proofErr w:type="spellStart"/>
-      <w:r>
-        <w:t>Insatgram</w:t>
-      </w:r>
-      <w:proofErr w:type="spellEnd"/>
+        <w:t xml:space="preserve"> and my favourite app is Insatgram</w:t>
+      </w:r>
     </w:p>
     <w:p/>
     <w:p/>
@@ -724,16 +559,394 @@
       </w:r>
     </w:p>
     <w:p>
-      <w:pPr>
-        <w:rPr>
-          <w:b/>
-          <w:bCs/>
-        </w:rPr>
-      </w:pPr>
+      <w:r>
+        <w:t>Creating a Python script file inside Visual Studio Code named hello_app.py.</w:t>
+      </w:r>
+    </w:p>
+    <w:p>
+      <w:pPr>
+        <w:rPr>
+          <w:b/>
+          <w:bCs/>
+          <w:sz w:val="32"/>
+          <w:szCs w:val="32"/>
+        </w:rPr>
+      </w:pPr>
+      <w:r>
+        <w:rPr>
+          <w:b/>
+          <w:bCs/>
+          <w:sz w:val="32"/>
+          <w:szCs w:val="32"/>
+        </w:rPr>
+        <w:t>Code:</w:t>
+      </w:r>
+    </w:p>
+    <w:p>
+      <w:pPr>
+        <w:rPr>
+          <w:b/>
+          <w:bCs/>
+          <w:sz w:val="28"/>
+          <w:szCs w:val="28"/>
+        </w:rPr>
+      </w:pPr>
+      <w:r>
+        <w:rPr>
+          <w:b/>
+          <w:bCs/>
+          <w:sz w:val="28"/>
+          <w:szCs w:val="28"/>
+        </w:rPr>
+        <w:t>Input:</w:t>
+      </w:r>
+    </w:p>
+    <w:p>
+      <w:r>
+        <w:t>print("'Welcome to Data Analytics with Python!'")</w:t>
+      </w:r>
+    </w:p>
+    <w:p>
+      <w:pPr>
+        <w:rPr>
+          <w:b/>
+          <w:bCs/>
+          <w:sz w:val="28"/>
+          <w:szCs w:val="28"/>
+        </w:rPr>
+      </w:pPr>
+      <w:r>
+        <w:rPr>
+          <w:b/>
+          <w:bCs/>
+          <w:sz w:val="28"/>
+          <w:szCs w:val="28"/>
+        </w:rPr>
+        <w:t>Output:</w:t>
+      </w:r>
+    </w:p>
+    <w:p>
+      <w:r>
+        <w:t>'Welcome to Data Analytics with Python!'</w:t>
+      </w:r>
+    </w:p>
+    <w:p/>
+    <w:p>
+      <w:pPr>
+        <w:rPr>
+          <w:b/>
+          <w:bCs/>
+          <w:sz w:val="28"/>
+          <w:szCs w:val="28"/>
+        </w:rPr>
+      </w:pPr>
+    </w:p>
+    <w:p>
+      <w:pPr>
+        <w:rPr>
+          <w:b/>
+          <w:bCs/>
+          <w:sz w:val="28"/>
+          <w:szCs w:val="28"/>
+        </w:rPr>
+      </w:pPr>
+    </w:p>
+    <w:p>
+      <w:pPr>
+        <w:rPr>
+          <w:b/>
+          <w:bCs/>
+          <w:sz w:val="28"/>
+          <w:szCs w:val="28"/>
+        </w:rPr>
+      </w:pPr>
+      <w:r>
+        <w:rPr>
+          <w:b/>
+          <w:bCs/>
+          <w:sz w:val="28"/>
+          <w:szCs w:val="28"/>
+        </w:rPr>
+        <w:lastRenderedPageBreak/>
+        <w:t>Screenshot:</w:t>
+      </w:r>
+    </w:p>
+    <w:p>
+      <w:r>
+        <w:rPr>
+          <w:noProof/>
+        </w:rPr>
+        <w:drawing>
+          <wp:inline distT="0" distB="0" distL="0" distR="0" wp14:anchorId="2DCF2E4B" wp14:editId="406A3CEA">
+            <wp:extent cx="5731510" cy="3097530"/>
+            <wp:effectExtent l="0" t="0" r="2540" b="7620"/>
+            <wp:docPr id="664587434" name="Picture 1"/>
+            <wp:cNvGraphicFramePr>
+              <a:graphicFrameLocks xmlns:a="http://schemas.openxmlformats.org/drawingml/2006/main" noChangeAspect="1"/>
+            </wp:cNvGraphicFramePr>
+            <a:graphic xmlns:a="http://schemas.openxmlformats.org/drawingml/2006/main">
+              <a:graphicData uri="http://schemas.openxmlformats.org/drawingml/2006/picture">
+                <pic:pic xmlns:pic="http://schemas.openxmlformats.org/drawingml/2006/picture">
+                  <pic:nvPicPr>
+                    <pic:cNvPr id="664587434" name=""/>
+                    <pic:cNvPicPr/>
+                  </pic:nvPicPr>
+                  <pic:blipFill>
+                    <a:blip r:embed="rId5"/>
+                    <a:stretch>
+                      <a:fillRect/>
+                    </a:stretch>
+                  </pic:blipFill>
+                  <pic:spPr>
+                    <a:xfrm>
+                      <a:off x="0" y="0"/>
+                      <a:ext cx="5731510" cy="3097530"/>
+                    </a:xfrm>
+                    <a:prstGeom prst="rect">
+                      <a:avLst/>
+                    </a:prstGeom>
+                  </pic:spPr>
+                </pic:pic>
+              </a:graphicData>
+            </a:graphic>
+          </wp:inline>
+        </w:drawing>
+      </w:r>
     </w:p>
     <w:p/>
     <w:p/>
     <w:p/>
+    <w:p>
+      <w:pPr>
+        <w:pBdr>
+          <w:bottom w:val="single" w:sz="6" w:space="1" w:color="auto"/>
+        </w:pBdr>
+      </w:pPr>
+    </w:p>
+    <w:p>
+      <w:pPr>
+        <w:rPr>
+          <w:b/>
+          <w:bCs/>
+          <w:sz w:val="32"/>
+          <w:szCs w:val="32"/>
+        </w:rPr>
+      </w:pPr>
+    </w:p>
+    <w:p>
+      <w:r>
+        <w:rPr>
+          <w:b/>
+          <w:bCs/>
+          <w:sz w:val="32"/>
+          <w:szCs w:val="32"/>
+        </w:rPr>
+        <w:t xml:space="preserve">Task </w:t>
+      </w:r>
+      <w:r>
+        <w:rPr>
+          <w:b/>
+          <w:bCs/>
+          <w:sz w:val="32"/>
+          <w:szCs w:val="32"/>
+        </w:rPr>
+        <w:t>4</w:t>
+      </w:r>
+      <w:r>
+        <w:rPr>
+          <w:b/>
+          <w:bCs/>
+          <w:sz w:val="32"/>
+          <w:szCs w:val="32"/>
+        </w:rPr>
+        <w:t>:</w:t>
+      </w:r>
+      <w:r>
+        <w:t xml:space="preserve"> </w:t>
+      </w:r>
+    </w:p>
+    <w:p>
+      <w:r>
+        <w:t>In Jupyter Notebook, add a new cell and write Python code to print the current year using the datetime module.&lt;br&gt;&lt;br&gt;&lt;em&gt;&lt;strong&gt;Hint:&lt;/strong&gt; Import datetime and use datetime.datetime.now().year.&lt;/em&gt;</w:t>
+      </w:r>
+    </w:p>
+    <w:p/>
+    <w:p>
+      <w:pPr>
+        <w:rPr>
+          <w:b/>
+          <w:bCs/>
+          <w:sz w:val="32"/>
+          <w:szCs w:val="32"/>
+        </w:rPr>
+      </w:pPr>
+      <w:r>
+        <w:rPr>
+          <w:b/>
+          <w:bCs/>
+          <w:sz w:val="32"/>
+          <w:szCs w:val="32"/>
+        </w:rPr>
+        <w:t>Answer:</w:t>
+      </w:r>
+    </w:p>
+    <w:p>
+      <w:r>
+        <w:t>Inside a new cell using the datetime module printed the current year</w:t>
+      </w:r>
+    </w:p>
+    <w:p>
+      <w:pPr>
+        <w:rPr>
+          <w:b/>
+          <w:bCs/>
+          <w:sz w:val="32"/>
+          <w:szCs w:val="32"/>
+        </w:rPr>
+      </w:pPr>
+      <w:r>
+        <w:rPr>
+          <w:b/>
+          <w:bCs/>
+          <w:sz w:val="32"/>
+          <w:szCs w:val="32"/>
+        </w:rPr>
+        <w:t>Code:</w:t>
+      </w:r>
+    </w:p>
+    <w:p>
+      <w:pPr>
+        <w:rPr>
+          <w:b/>
+          <w:bCs/>
+          <w:sz w:val="28"/>
+          <w:szCs w:val="28"/>
+        </w:rPr>
+      </w:pPr>
+      <w:r>
+        <w:rPr>
+          <w:b/>
+          <w:bCs/>
+          <w:sz w:val="28"/>
+          <w:szCs w:val="28"/>
+        </w:rPr>
+        <w:t>Input:</w:t>
+      </w:r>
+    </w:p>
+    <w:p>
+      <w:r>
+        <w:t>import datetime</w:t>
+      </w:r>
+    </w:p>
+    <w:p/>
+    <w:p>
+      <w:r>
+        <w:t>current_year = datetime.datetime.now().year</w:t>
+      </w:r>
+    </w:p>
+    <w:p>
+      <w:r>
+        <w:t>print("Current year:", current_year)</w:t>
+      </w:r>
+    </w:p>
+    <w:p>
+      <w:pPr>
+        <w:rPr>
+          <w:b/>
+          <w:bCs/>
+          <w:sz w:val="28"/>
+          <w:szCs w:val="28"/>
+        </w:rPr>
+      </w:pPr>
+      <w:r>
+        <w:rPr>
+          <w:b/>
+          <w:bCs/>
+          <w:sz w:val="28"/>
+          <w:szCs w:val="28"/>
+        </w:rPr>
+        <w:lastRenderedPageBreak/>
+        <w:t>Output:</w:t>
+      </w:r>
+    </w:p>
+    <w:p>
+      <w:r>
+        <w:t>Current year: 2026</w:t>
+      </w:r>
+    </w:p>
+    <w:p/>
+    <w:p>
+      <w:pPr>
+        <w:rPr>
+          <w:b/>
+          <w:bCs/>
+          <w:sz w:val="32"/>
+          <w:szCs w:val="32"/>
+        </w:rPr>
+      </w:pPr>
+      <w:r>
+        <w:rPr>
+          <w:b/>
+          <w:bCs/>
+          <w:sz w:val="32"/>
+          <w:szCs w:val="32"/>
+        </w:rPr>
+        <w:t>Screenshot:</w:t>
+      </w:r>
+    </w:p>
+    <w:p>
+      <w:pPr>
+        <w:rPr>
+          <w:b/>
+          <w:bCs/>
+          <w:sz w:val="32"/>
+          <w:szCs w:val="32"/>
+        </w:rPr>
+      </w:pPr>
+      <w:r>
+        <w:rPr>
+          <w:b/>
+          <w:bCs/>
+          <w:sz w:val="32"/>
+          <w:szCs w:val="32"/>
+        </w:rPr>
+        <w:drawing>
+          <wp:inline distT="0" distB="0" distL="0" distR="0" wp14:anchorId="607F067D" wp14:editId="33F2103F">
+            <wp:extent cx="5731510" cy="3222625"/>
+            <wp:effectExtent l="0" t="0" r="2540" b="0"/>
+            <wp:docPr id="1974483540" name="Picture 1"/>
+            <wp:cNvGraphicFramePr>
+              <a:graphicFrameLocks xmlns:a="http://schemas.openxmlformats.org/drawingml/2006/main" noChangeAspect="1"/>
+            </wp:cNvGraphicFramePr>
+            <a:graphic xmlns:a="http://schemas.openxmlformats.org/drawingml/2006/main">
+              <a:graphicData uri="http://schemas.openxmlformats.org/drawingml/2006/picture">
+                <pic:pic xmlns:pic="http://schemas.openxmlformats.org/drawingml/2006/picture">
+                  <pic:nvPicPr>
+                    <pic:cNvPr id="1974483540" name=""/>
+                    <pic:cNvPicPr/>
+                  </pic:nvPicPr>
+                  <pic:blipFill>
+                    <a:blip r:embed="rId6"/>
+                    <a:stretch>
+                      <a:fillRect/>
+                    </a:stretch>
+                  </pic:blipFill>
+                  <pic:spPr>
+                    <a:xfrm>
+                      <a:off x="0" y="0"/>
+                      <a:ext cx="5731510" cy="3222625"/>
+                    </a:xfrm>
+                    <a:prstGeom prst="rect">
+                      <a:avLst/>
+                    </a:prstGeom>
+                  </pic:spPr>
+                </pic:pic>
+              </a:graphicData>
+            </a:graphic>
+          </wp:inline>
+        </w:drawing>
+      </w:r>
+    </w:p>
     <w:sectPr>
       <w:pgSz w:w="11906" w:h="16838"/>
       <w:pgMar w:top="1440" w:right="1440" w:bottom="1440" w:left="1440" w:header="708" w:footer="708" w:gutter="0"/>
@@ -1144,6 +1357,7 @@
   <w:style w:type="paragraph" w:default="1" w:styleId="Normal">
     <w:name w:val="Normal"/>
     <w:qFormat/>
+    <w:rsid w:val="001318FD"/>
   </w:style>
   <w:style w:type="paragraph" w:styleId="Heading1">
     <w:name w:val="heading 1"/>
